--- a/docs/base_info/IndexBandMappingTable.docx
+++ b/docs/base_info/IndexBandMappingTable.docx
@@ -1,6 +1,6 @@
 
 <file path=word/document.xml><?xml version="1.0" encoding="utf-8"?>
-<w:document xmlns:wpc="http://schemas.microsoft.com/office/word/2010/wordprocessingCanvas" xmlns:cx="http://schemas.microsoft.com/office/drawing/2014/chartex" xmlns:cx1="http://schemas.microsoft.com/office/drawing/2015/9/8/chartex" xmlns:cx2="http://schemas.microsoft.com/office/drawing/2015/10/21/chartex" xmlns:cx3="http://schemas.microsoft.com/office/drawing/2016/5/9/chartex" xmlns:cx4="http://schemas.microsoft.com/office/drawing/2016/5/10/chartex" xmlns:cx5="http://schemas.microsoft.com/office/drawing/2016/5/11/chartex" xmlns:cx6="http://schemas.microsoft.com/office/drawing/2016/5/12/chartex" xmlns:cx7="http://schemas.microsoft.com/office/drawing/2016/5/13/chartex" xmlns:cx8="http://schemas.microsoft.com/office/drawing/2016/5/14/chartex" xmlns:mc="http://schemas.openxmlformats.org/markup-compatibility/2006" xmlns:aink="http://schemas.microsoft.com/office/drawing/2016/ink" xmlns:am3d="http://schemas.microsoft.com/office/drawing/2017/model3d" xmlns:o="urn:schemas-microsoft-com:office:office" xmlns:oel="http://schemas.microsoft.com/office/2019/extlst" xmlns:r="http://schemas.openxmlformats.org/officeDocument/2006/relationships" xmlns:m="http://schemas.openxmlformats.org/officeDocument/2006/math" xmlns:v="urn:schemas-microsoft-com:vml" xmlns:wp14="http://schemas.microsoft.com/office/word/2010/wordprocessingDrawing" xmlns:wp="http://schemas.openxmlformats.org/drawingml/2006/wordprocessingDrawing" xmlns:w10="urn:schemas-microsoft-com:office:word" xmlns:w="http://schemas.openxmlformats.org/wordprocessingml/2006/main" xmlns:w14="http://schemas.microsoft.com/office/word/2010/wordml" xmlns:w15="http://schemas.microsoft.com/office/word/2012/wordml" xmlns:w16cex="http://schemas.microsoft.com/office/word/2018/wordml/cex" xmlns:w16cid="http://schemas.microsoft.com/office/word/2016/wordml/cid" xmlns:w16="http://schemas.microsoft.com/office/word/2018/wordml" xmlns:w16du="http://schemas.microsoft.com/office/word/2023/wordml/word16du" xmlns:w16sdtdh="http://schemas.microsoft.com/office/word/2020/wordml/sdtdatahash" xmlns:w16sdtfl="http://schemas.microsoft.com/office/word/2024/wordml/sdtformatlock" xmlns:w16se="http://schemas.microsoft.com/office/word/2015/wordml/symex" xmlns:wpg="http://schemas.microsoft.com/office/word/2010/wordprocessingGroup" xmlns:wpi="http://schemas.microsoft.com/office/word/2010/wordprocessingInk" xmlns:wne="http://schemas.microsoft.com/office/word/2006/wordml" xmlns:wps="http://schemas.microsoft.com/office/word/2010/wordprocessingShape" mc:Ignorable="w14 w15 w16se w16cid w16 w16cex w16sdtdh w16sdtfl w16du wp14">
+<w:document xmlns:wpc="http://schemas.microsoft.com/office/word/2010/wordprocessingCanvas" xmlns:cx="http://schemas.microsoft.com/office/drawing/2014/chartex" xmlns:cx1="http://schemas.microsoft.com/office/drawing/2015/9/8/chartex" xmlns:cx2="http://schemas.microsoft.com/office/drawing/2015/10/21/chartex" xmlns:cx3="http://schemas.microsoft.com/office/drawing/2016/5/9/chartex" xmlns:cx4="http://schemas.microsoft.com/office/drawing/2016/5/10/chartex" xmlns:cx5="http://schemas.microsoft.com/office/drawing/2016/5/11/chartex" xmlns:cx6="http://schemas.microsoft.com/office/drawing/2016/5/12/chartex" xmlns:cx7="http://schemas.microsoft.com/office/drawing/2016/5/13/chartex" xmlns:cx8="http://schemas.microsoft.com/office/drawing/2016/5/14/chartex" xmlns:mc="http://schemas.openxmlformats.org/markup-compatibility/2006" xmlns:aink="http://schemas.microsoft.com/office/drawing/2016/ink" xmlns:am3d="http://schemas.microsoft.com/office/drawing/2017/model3d" xmlns:o="urn:schemas-microsoft-com:office:office" xmlns:r="http://schemas.openxmlformats.org/officeDocument/2006/relationships" xmlns:m="http://schemas.openxmlformats.org/officeDocument/2006/math" xmlns:v="urn:schemas-microsoft-com:vml" xmlns:wp14="http://schemas.microsoft.com/office/word/2010/wordprocessingDrawing" xmlns:wp="http://schemas.openxmlformats.org/drawingml/2006/wordprocessingDrawing" xmlns:w10="urn:schemas-microsoft-com:office:word" xmlns:w="http://schemas.openxmlformats.org/wordprocessingml/2006/main" xmlns:w14="http://schemas.microsoft.com/office/word/2010/wordml" xmlns:w15="http://schemas.microsoft.com/office/word/2012/wordml" xmlns:w16cex="http://schemas.microsoft.com/office/word/2018/wordml/cex" xmlns:w16cid="http://schemas.microsoft.com/office/word/2016/wordml/cid" xmlns:w16="http://schemas.microsoft.com/office/word/2018/wordml" xmlns:w16sdtdh="http://schemas.microsoft.com/office/word/2020/wordml/sdtdatahash" xmlns:w16se="http://schemas.microsoft.com/office/word/2015/wordml/symex" xmlns:wpg="http://schemas.microsoft.com/office/word/2010/wordprocessingGroup" xmlns:wpi="http://schemas.microsoft.com/office/word/2010/wordprocessingInk" xmlns:wne="http://schemas.microsoft.com/office/word/2006/wordml" xmlns:wps="http://schemas.microsoft.com/office/word/2010/wordprocessingShape" mc:Ignorable="w14 w15 w16se w16cid w16 w16cex w16sdtdh wp14">
   <w:body>
     <w:p>
       <w:r>
@@ -1518,7 +1518,17 @@
                         <w:szCs w:val="24"/>
                         <w14:ligatures w14:val="none"/>
                       </w:rPr>
-                      <m:t>NIR1</m:t>
+                      <m:t>NIR</m:t>
+                    </m:r>
+                    <m:r>
+                      <w:rPr>
+                        <w:rFonts w:ascii="Cambria Math" w:cs="Times New Roman"/>
+                        <w:kern w:val="0"/>
+                        <w:sz w:val="24"/>
+                        <w:szCs w:val="24"/>
+                        <w14:ligatures w14:val="none"/>
+                      </w:rPr>
+                      <m:t>1</m:t>
                     </m:r>
                     <m:r>
                       <w:rPr>
@@ -1550,7 +1560,27 @@
                         <w:szCs w:val="24"/>
                         <w14:ligatures w14:val="none"/>
                       </w:rPr>
-                      <m:t>NIR1+RED</m:t>
+                      <m:t>NIR</m:t>
+                    </m:r>
+                    <m:r>
+                      <w:rPr>
+                        <w:rFonts w:ascii="Cambria Math" w:cs="Times New Roman"/>
+                        <w:kern w:val="0"/>
+                        <w:sz w:val="24"/>
+                        <w:szCs w:val="24"/>
+                        <w14:ligatures w14:val="none"/>
+                      </w:rPr>
+                      <m:t>1+</m:t>
+                    </m:r>
+                    <m:r>
+                      <w:rPr>
+                        <w:rFonts w:ascii="Cambria Math" w:cs="Times New Roman"/>
+                        <w:kern w:val="0"/>
+                        <w:sz w:val="24"/>
+                        <w:szCs w:val="24"/>
+                        <w14:ligatures w14:val="none"/>
+                      </w:rPr>
+                      <m:t>RED</m:t>
                     </m:r>
                   </m:den>
                 </m:f>
@@ -1838,7 +1868,17 @@
                         <w:szCs w:val="24"/>
                         <w14:ligatures w14:val="none"/>
                       </w:rPr>
-                      <m:t>NIR1</m:t>
+                      <m:t>NIR</m:t>
+                    </m:r>
+                    <m:r>
+                      <w:rPr>
+                        <w:rFonts w:ascii="Cambria Math" w:cs="Times New Roman"/>
+                        <w:kern w:val="0"/>
+                        <w:sz w:val="24"/>
+                        <w:szCs w:val="24"/>
+                        <w14:ligatures w14:val="none"/>
+                      </w:rPr>
+                      <m:t>1</m:t>
                     </m:r>
                     <m:r>
                       <w:rPr>
@@ -1870,7 +1910,27 @@
                         <w:szCs w:val="24"/>
                         <w14:ligatures w14:val="none"/>
                       </w:rPr>
-                      <m:t>SWIR1+RED</m:t>
+                      <m:t>SWIR</m:t>
+                    </m:r>
+                    <m:r>
+                      <w:rPr>
+                        <w:rFonts w:ascii="Cambria Math" w:cs="Times New Roman"/>
+                        <w:kern w:val="0"/>
+                        <w:sz w:val="24"/>
+                        <w:szCs w:val="24"/>
+                        <w14:ligatures w14:val="none"/>
+                      </w:rPr>
+                      <m:t>1+</m:t>
+                    </m:r>
+                    <m:r>
+                      <w:rPr>
+                        <w:rFonts w:ascii="Cambria Math" w:cs="Times New Roman"/>
+                        <w:kern w:val="0"/>
+                        <w:sz w:val="24"/>
+                        <w:szCs w:val="24"/>
+                        <w14:ligatures w14:val="none"/>
+                      </w:rPr>
+                      <m:t>RED</m:t>
                     </m:r>
                   </m:den>
                 </m:f>
@@ -2353,13 +2413,7 @@
         </w:tc>
       </w:tr>
     </w:tbl>
-    <w:p>
-      <w:pPr>
-        <w:rPr>
-          <w:lang w:val="en-US"/>
-        </w:rPr>
-      </w:pPr>
-    </w:p>
+    <w:p/>
     <w:p>
       <w:r>
         <w:br w:type="page"/>
@@ -2886,7 +2940,25 @@
                 <w:bCs/>
                 <w:lang w:val="en-US"/>
               </w:rPr>
-              <w:t xml:space="preserve"> (McFeeters)</w:t>
+              <w:t xml:space="preserve"> (</w:t>
+            </w:r>
+            <w:proofErr w:type="spellStart"/>
+            <w:r>
+              <w:rPr>
+                <w:b/>
+                <w:bCs/>
+                <w:lang w:val="en-US"/>
+              </w:rPr>
+              <w:t>McFeeters</w:t>
+            </w:r>
+            <w:proofErr w:type="spellEnd"/>
+            <w:r>
+              <w:rPr>
+                <w:b/>
+                <w:bCs/>
+                <w:lang w:val="en-US"/>
+              </w:rPr>
+              <w:t>)</w:t>
             </w:r>
           </w:p>
           <w:p>
@@ -2927,37 +2999,7 @@
                         <w:lang w:val="en-US"/>
                         <w14:ligatures w14:val="none"/>
                       </w:rPr>
-                      <m:t xml:space="preserve">GREEN - </m:t>
-                    </m:r>
-                    <m:r>
-                      <m:rPr>
-                        <m:nor/>
-                      </m:rPr>
-                      <w:rPr>
-                        <w:rFonts w:ascii="Cambria Math" w:cs="Times New Roman"/>
-                        <w:bCs/>
-                        <w:kern w:val="0"/>
-                        <w:sz w:val="24"/>
-                        <w:szCs w:val="24"/>
-                        <w:lang w:val="en-US"/>
-                        <w14:ligatures w14:val="none"/>
-                      </w:rPr>
-                      <m:t>NIR</m:t>
-                    </m:r>
-                    <m:r>
-                      <m:rPr>
-                        <m:nor/>
-                      </m:rPr>
-                      <w:rPr>
-                        <w:rFonts w:ascii="Cambria Math" w:cs="Times New Roman"/>
-                        <w:bCs/>
-                        <w:kern w:val="0"/>
-                        <w:sz w:val="24"/>
-                        <w:szCs w:val="24"/>
-                        <w:lang w:val="en-US"/>
-                        <w14:ligatures w14:val="none"/>
-                      </w:rPr>
-                      <m:t>1</m:t>
+                      <m:t>GREEN - NIR1</m:t>
                     </m:r>
                   </m:num>
                   <m:den>
@@ -2973,35 +3015,7 @@
                         <w:lang w:val="en-US"/>
                         <w14:ligatures w14:val="none"/>
                       </w:rPr>
-                      <m:t>GREEN</m:t>
-                    </m:r>
-                    <m:r>
-                      <m:rPr>
-                        <m:sty m:val="p"/>
-                      </m:rPr>
-                      <w:rPr>
-                        <w:rFonts w:ascii="Cambria Math" w:cs="Times New Roman"/>
-                        <w:kern w:val="0"/>
-                        <w:sz w:val="24"/>
-                        <w:szCs w:val="24"/>
-                        <w:lang w:val="en-US"/>
-                        <w14:ligatures w14:val="none"/>
-                      </w:rPr>
-                      <m:t>+</m:t>
-                    </m:r>
-                    <m:r>
-                      <m:rPr>
-                        <m:sty m:val="p"/>
-                      </m:rPr>
-                      <w:rPr>
-                        <w:rFonts w:ascii="Cambria Math" w:cs="Times New Roman"/>
-                        <w:kern w:val="0"/>
-                        <w:sz w:val="24"/>
-                        <w:szCs w:val="24"/>
-                        <w:lang w:val="en-US"/>
-                        <w14:ligatures w14:val="none"/>
-                      </w:rPr>
-                      <m:t>NIR</m:t>
+                      <m:t>GREEN+NIR</m:t>
                     </m:r>
                     <m:r>
                       <m:rPr>
@@ -3052,8 +3066,13 @@
             <w:tcW w:w="3827" w:type="dxa"/>
           </w:tcPr>
           <w:p>
-            <w:r>
-              <w:t>Зеленый &gt; ИК</w:t>
+            <w:proofErr w:type="gramStart"/>
+            <w:r>
+              <w:t>Зеленый &gt;</w:t>
+            </w:r>
+            <w:proofErr w:type="gramEnd"/>
+            <w:r>
+              <w:t xml:space="preserve"> ИК</w:t>
             </w:r>
           </w:p>
         </w:tc>
@@ -3253,7 +3272,23 @@
                 <w:b/>
                 <w:bCs/>
               </w:rPr>
-              <w:t xml:space="preserve"> (Gao)</w:t>
+              <w:t xml:space="preserve"> (</w:t>
+            </w:r>
+            <w:proofErr w:type="spellStart"/>
+            <w:r>
+              <w:rPr>
+                <w:b/>
+                <w:bCs/>
+              </w:rPr>
+              <w:t>Gao</w:t>
+            </w:r>
+            <w:proofErr w:type="spellEnd"/>
+            <w:r>
+              <w:rPr>
+                <w:b/>
+                <w:bCs/>
+              </w:rPr>
+              <w:t>)</w:t>
             </w:r>
           </w:p>
           <w:p>
@@ -3684,8 +3719,13 @@
             <w:pPr>
               <w:jc w:val="center"/>
             </w:pPr>
-            <w:r>
-              <w:t>&lt; 0.1</w:t>
+            <w:proofErr w:type="gramStart"/>
+            <w:r>
+              <w:t>&lt; 0</w:t>
+            </w:r>
+            <w:proofErr w:type="gramEnd"/>
+            <w:r>
+              <w:t>.1</w:t>
             </w:r>
           </w:p>
         </w:tc>
@@ -3886,6 +3926,68 @@
                 <w:bCs/>
               </w:rPr>
             </w:pPr>
+            <m:oMathPara>
+              <m:oMath>
+                <m:f>
+                  <m:fPr>
+                    <m:ctrlPr>
+                      <w:rPr>
+                        <w:rFonts w:ascii="Cambria Math" w:hAnsi="Cambria Math" w:cs="Times New Roman"/>
+                        <w:i/>
+                        <w:kern w:val="0"/>
+                        <w:sz w:val="24"/>
+                        <w:szCs w:val="24"/>
+                        <w14:ligatures w14:val="none"/>
+                      </w:rPr>
+                    </m:ctrlPr>
+                  </m:fPr>
+                  <m:num>
+                    <m:r>
+                      <w:rPr>
+                        <w:rFonts w:ascii="Cambria Math" w:cs="Times New Roman"/>
+                        <w:kern w:val="0"/>
+                        <w:sz w:val="24"/>
+                        <w:szCs w:val="24"/>
+                        <w14:ligatures w14:val="none"/>
+                      </w:rPr>
+                      <m:t>NIR1</m:t>
+                    </m:r>
+                    <m:r>
+                      <w:rPr>
+                        <w:rFonts w:ascii="Cambria Math" w:cs="Times New Roman"/>
+                        <w:kern w:val="0"/>
+                        <w:sz w:val="24"/>
+                        <w:szCs w:val="24"/>
+                        <w14:ligatures w14:val="none"/>
+                      </w:rPr>
+                      <m:t>-</m:t>
+                    </m:r>
+                    <m:r>
+                      <w:rPr>
+                        <w:rFonts w:ascii="Cambria Math" w:cs="Times New Roman"/>
+                        <w:kern w:val="0"/>
+                        <w:sz w:val="24"/>
+                        <w:szCs w:val="24"/>
+                        <w14:ligatures w14:val="none"/>
+                      </w:rPr>
+                      <m:t>GREEN</m:t>
+                    </m:r>
+                  </m:num>
+                  <m:den>
+                    <m:r>
+                      <w:rPr>
+                        <w:rFonts w:ascii="Cambria Math" w:cs="Times New Roman"/>
+                        <w:kern w:val="0"/>
+                        <w:sz w:val="24"/>
+                        <w:szCs w:val="24"/>
+                        <w14:ligatures w14:val="none"/>
+                      </w:rPr>
+                      <m:t>SWIR1+RED</m:t>
+                    </m:r>
+                  </m:den>
+                </m:f>
+              </m:oMath>
+            </m:oMathPara>
           </w:p>
         </w:tc>
         <w:tc>
@@ -3983,8 +4085,13 @@
                 <w:lang w:val="en-US"/>
               </w:rPr>
             </w:pPr>
-            <w:r>
-              <w:t>&lt; 1.0</w:t>
+            <w:proofErr w:type="gramStart"/>
+            <w:r>
+              <w:t>&lt; 1</w:t>
+            </w:r>
+            <w:proofErr w:type="gramEnd"/>
+            <w:r>
+              <w:t>.0</w:t>
             </w:r>
           </w:p>
         </w:tc>
@@ -4028,7 +4135,7 @@
 </file>
 
 <file path=word/numbering.xml><?xml version="1.0" encoding="utf-8"?>
-<w:numbering xmlns:wpc="http://schemas.microsoft.com/office/word/2010/wordprocessingCanvas" xmlns:cx="http://schemas.microsoft.com/office/drawing/2014/chartex" xmlns:cx1="http://schemas.microsoft.com/office/drawing/2015/9/8/chartex" xmlns:cx2="http://schemas.microsoft.com/office/drawing/2015/10/21/chartex" xmlns:cx3="http://schemas.microsoft.com/office/drawing/2016/5/9/chartex" xmlns:cx4="http://schemas.microsoft.com/office/drawing/2016/5/10/chartex" xmlns:cx5="http://schemas.microsoft.com/office/drawing/2016/5/11/chartex" xmlns:cx6="http://schemas.microsoft.com/office/drawing/2016/5/12/chartex" xmlns:cx7="http://schemas.microsoft.com/office/drawing/2016/5/13/chartex" xmlns:cx8="http://schemas.microsoft.com/office/drawing/2016/5/14/chartex" xmlns:mc="http://schemas.openxmlformats.org/markup-compatibility/2006" xmlns:aink="http://schemas.microsoft.com/office/drawing/2016/ink" xmlns:am3d="http://schemas.microsoft.com/office/drawing/2017/model3d" xmlns:o="urn:schemas-microsoft-com:office:office" xmlns:oel="http://schemas.microsoft.com/office/2019/extlst" xmlns:r="http://schemas.openxmlformats.org/officeDocument/2006/relationships" xmlns:m="http://schemas.openxmlformats.org/officeDocument/2006/math" xmlns:v="urn:schemas-microsoft-com:vml" xmlns:wp14="http://schemas.microsoft.com/office/word/2010/wordprocessingDrawing" xmlns:wp="http://schemas.openxmlformats.org/drawingml/2006/wordprocessingDrawing" xmlns:w10="urn:schemas-microsoft-com:office:word" xmlns:w="http://schemas.openxmlformats.org/wordprocessingml/2006/main" xmlns:w14="http://schemas.microsoft.com/office/word/2010/wordml" xmlns:w15="http://schemas.microsoft.com/office/word/2012/wordml" xmlns:w16cex="http://schemas.microsoft.com/office/word/2018/wordml/cex" xmlns:w16cid="http://schemas.microsoft.com/office/word/2016/wordml/cid" xmlns:w16="http://schemas.microsoft.com/office/word/2018/wordml" xmlns:w16du="http://schemas.microsoft.com/office/word/2023/wordml/word16du" xmlns:w16sdtdh="http://schemas.microsoft.com/office/word/2020/wordml/sdtdatahash" xmlns:w16sdtfl="http://schemas.microsoft.com/office/word/2024/wordml/sdtformatlock" xmlns:w16se="http://schemas.microsoft.com/office/word/2015/wordml/symex" xmlns:wpg="http://schemas.microsoft.com/office/word/2010/wordprocessingGroup" xmlns:wpi="http://schemas.microsoft.com/office/word/2010/wordprocessingInk" xmlns:wne="http://schemas.microsoft.com/office/word/2006/wordml" xmlns:wps="http://schemas.microsoft.com/office/word/2010/wordprocessingShape" mc:Ignorable="w14 w15 w16se w16cid w16 w16cex w16sdtdh w16sdtfl w16du wp14">
+<w:numbering xmlns:wpc="http://schemas.microsoft.com/office/word/2010/wordprocessingCanvas" xmlns:cx="http://schemas.microsoft.com/office/drawing/2014/chartex" xmlns:cx1="http://schemas.microsoft.com/office/drawing/2015/9/8/chartex" xmlns:cx2="http://schemas.microsoft.com/office/drawing/2015/10/21/chartex" xmlns:cx3="http://schemas.microsoft.com/office/drawing/2016/5/9/chartex" xmlns:cx4="http://schemas.microsoft.com/office/drawing/2016/5/10/chartex" xmlns:cx5="http://schemas.microsoft.com/office/drawing/2016/5/11/chartex" xmlns:cx6="http://schemas.microsoft.com/office/drawing/2016/5/12/chartex" xmlns:cx7="http://schemas.microsoft.com/office/drawing/2016/5/13/chartex" xmlns:cx8="http://schemas.microsoft.com/office/drawing/2016/5/14/chartex" xmlns:mc="http://schemas.openxmlformats.org/markup-compatibility/2006" xmlns:aink="http://schemas.microsoft.com/office/drawing/2016/ink" xmlns:am3d="http://schemas.microsoft.com/office/drawing/2017/model3d" xmlns:o="urn:schemas-microsoft-com:office:office" xmlns:r="http://schemas.openxmlformats.org/officeDocument/2006/relationships" xmlns:m="http://schemas.openxmlformats.org/officeDocument/2006/math" xmlns:v="urn:schemas-microsoft-com:vml" xmlns:wp14="http://schemas.microsoft.com/office/word/2010/wordprocessingDrawing" xmlns:wp="http://schemas.openxmlformats.org/drawingml/2006/wordprocessingDrawing" xmlns:w10="urn:schemas-microsoft-com:office:word" xmlns:w="http://schemas.openxmlformats.org/wordprocessingml/2006/main" xmlns:w14="http://schemas.microsoft.com/office/word/2010/wordml" xmlns:w15="http://schemas.microsoft.com/office/word/2012/wordml" xmlns:w16cex="http://schemas.microsoft.com/office/word/2018/wordml/cex" xmlns:w16cid="http://schemas.microsoft.com/office/word/2016/wordml/cid" xmlns:w16="http://schemas.microsoft.com/office/word/2018/wordml" xmlns:w16sdtdh="http://schemas.microsoft.com/office/word/2020/wordml/sdtdatahash" xmlns:w16se="http://schemas.microsoft.com/office/word/2015/wordml/symex" xmlns:wpg="http://schemas.microsoft.com/office/word/2010/wordprocessingGroup" xmlns:wpi="http://schemas.microsoft.com/office/word/2010/wordprocessingInk" xmlns:wne="http://schemas.microsoft.com/office/word/2006/wordml" xmlns:wps="http://schemas.microsoft.com/office/word/2010/wordprocessingShape" mc:Ignorable="w14 w15 w16se w16cid w16 w16cex w16sdtdh wp14">
   <w:abstractNum w:abstractNumId="0" w15:restartNumberingAfterBreak="0">
     <w:nsid w:val="25CB0D7B"/>
     <w:multiLevelType w:val="hybridMultilevel"/>
@@ -4141,14 +4248,14 @@
       </w:rPr>
     </w:lvl>
   </w:abstractNum>
-  <w:num w:numId="1" w16cid:durableId="17511834">
+  <w:num w:numId="1">
     <w:abstractNumId w:val="0"/>
   </w:num>
 </w:numbering>
 </file>
 
 <file path=word/styles.xml><?xml version="1.0" encoding="utf-8"?>
-<w:styles xmlns:mc="http://schemas.openxmlformats.org/markup-compatibility/2006" xmlns:r="http://schemas.openxmlformats.org/officeDocument/2006/relationships" xmlns:w="http://schemas.openxmlformats.org/wordprocessingml/2006/main" xmlns:w14="http://schemas.microsoft.com/office/word/2010/wordml" xmlns:w15="http://schemas.microsoft.com/office/word/2012/wordml" xmlns:w16cex="http://schemas.microsoft.com/office/word/2018/wordml/cex" xmlns:w16cid="http://schemas.microsoft.com/office/word/2016/wordml/cid" xmlns:w16="http://schemas.microsoft.com/office/word/2018/wordml" xmlns:w16du="http://schemas.microsoft.com/office/word/2023/wordml/word16du" xmlns:w16sdtdh="http://schemas.microsoft.com/office/word/2020/wordml/sdtdatahash" xmlns:w16sdtfl="http://schemas.microsoft.com/office/word/2024/wordml/sdtformatlock" xmlns:w16se="http://schemas.microsoft.com/office/word/2015/wordml/symex" mc:Ignorable="w14 w15 w16se w16cid w16 w16cex w16sdtdh w16sdtfl w16du">
+<w:styles xmlns:mc="http://schemas.openxmlformats.org/markup-compatibility/2006" xmlns:r="http://schemas.openxmlformats.org/officeDocument/2006/relationships" xmlns:w="http://schemas.openxmlformats.org/wordprocessingml/2006/main" xmlns:w14="http://schemas.microsoft.com/office/word/2010/wordml" xmlns:w15="http://schemas.microsoft.com/office/word/2012/wordml" xmlns:w16cex="http://schemas.microsoft.com/office/word/2018/wordml/cex" xmlns:w16cid="http://schemas.microsoft.com/office/word/2016/wordml/cid" xmlns:w16="http://schemas.microsoft.com/office/word/2018/wordml" xmlns:w16sdtdh="http://schemas.microsoft.com/office/word/2020/wordml/sdtdatahash" xmlns:w16se="http://schemas.microsoft.com/office/word/2015/wordml/symex" mc:Ignorable="w14 w15 w16se w16cid w16 w16cex w16sdtdh">
   <w:docDefaults>
     <w:rPrDefault>
       <w:rPr>
@@ -4754,6 +4861,7 @@
   <w:style w:type="character" w:default="1" w:styleId="a0">
     <w:name w:val="Default Paragraph Font"/>
     <w:uiPriority w:val="1"/>
+    <w:semiHidden/>
     <w:unhideWhenUsed/>
   </w:style>
   <w:style w:type="table" w:default="1" w:styleId="a1">

--- a/docs/base_info/IndexBandMappingTable.docx
+++ b/docs/base_info/IndexBandMappingTable.docx
@@ -1,6 +1,6 @@
 
 <file path=word/document.xml><?xml version="1.0" encoding="utf-8"?>
-<w:document xmlns:wpc="http://schemas.microsoft.com/office/word/2010/wordprocessingCanvas" xmlns:cx="http://schemas.microsoft.com/office/drawing/2014/chartex" xmlns:cx1="http://schemas.microsoft.com/office/drawing/2015/9/8/chartex" xmlns:cx2="http://schemas.microsoft.com/office/drawing/2015/10/21/chartex" xmlns:cx3="http://schemas.microsoft.com/office/drawing/2016/5/9/chartex" xmlns:cx4="http://schemas.microsoft.com/office/drawing/2016/5/10/chartex" xmlns:cx5="http://schemas.microsoft.com/office/drawing/2016/5/11/chartex" xmlns:cx6="http://schemas.microsoft.com/office/drawing/2016/5/12/chartex" xmlns:cx7="http://schemas.microsoft.com/office/drawing/2016/5/13/chartex" xmlns:cx8="http://schemas.microsoft.com/office/drawing/2016/5/14/chartex" xmlns:mc="http://schemas.openxmlformats.org/markup-compatibility/2006" xmlns:aink="http://schemas.microsoft.com/office/drawing/2016/ink" xmlns:am3d="http://schemas.microsoft.com/office/drawing/2017/model3d" xmlns:o="urn:schemas-microsoft-com:office:office" xmlns:r="http://schemas.openxmlformats.org/officeDocument/2006/relationships" xmlns:m="http://schemas.openxmlformats.org/officeDocument/2006/math" xmlns:v="urn:schemas-microsoft-com:vml" xmlns:wp14="http://schemas.microsoft.com/office/word/2010/wordprocessingDrawing" xmlns:wp="http://schemas.openxmlformats.org/drawingml/2006/wordprocessingDrawing" xmlns:w10="urn:schemas-microsoft-com:office:word" xmlns:w="http://schemas.openxmlformats.org/wordprocessingml/2006/main" xmlns:w14="http://schemas.microsoft.com/office/word/2010/wordml" xmlns:w15="http://schemas.microsoft.com/office/word/2012/wordml" xmlns:w16cex="http://schemas.microsoft.com/office/word/2018/wordml/cex" xmlns:w16cid="http://schemas.microsoft.com/office/word/2016/wordml/cid" xmlns:w16="http://schemas.microsoft.com/office/word/2018/wordml" xmlns:w16sdtdh="http://schemas.microsoft.com/office/word/2020/wordml/sdtdatahash" xmlns:w16se="http://schemas.microsoft.com/office/word/2015/wordml/symex" xmlns:wpg="http://schemas.microsoft.com/office/word/2010/wordprocessingGroup" xmlns:wpi="http://schemas.microsoft.com/office/word/2010/wordprocessingInk" xmlns:wne="http://schemas.microsoft.com/office/word/2006/wordml" xmlns:wps="http://schemas.microsoft.com/office/word/2010/wordprocessingShape" mc:Ignorable="w14 w15 w16se w16cid w16 w16cex w16sdtdh wp14">
+<w:document xmlns:wpc="http://schemas.microsoft.com/office/word/2010/wordprocessingCanvas" xmlns:cx="http://schemas.microsoft.com/office/drawing/2014/chartex" xmlns:cx1="http://schemas.microsoft.com/office/drawing/2015/9/8/chartex" xmlns:cx2="http://schemas.microsoft.com/office/drawing/2015/10/21/chartex" xmlns:cx3="http://schemas.microsoft.com/office/drawing/2016/5/9/chartex" xmlns:cx4="http://schemas.microsoft.com/office/drawing/2016/5/10/chartex" xmlns:cx5="http://schemas.microsoft.com/office/drawing/2016/5/11/chartex" xmlns:cx6="http://schemas.microsoft.com/office/drawing/2016/5/12/chartex" xmlns:cx7="http://schemas.microsoft.com/office/drawing/2016/5/13/chartex" xmlns:cx8="http://schemas.microsoft.com/office/drawing/2016/5/14/chartex" xmlns:mc="http://schemas.openxmlformats.org/markup-compatibility/2006" xmlns:aink="http://schemas.microsoft.com/office/drawing/2016/ink" xmlns:am3d="http://schemas.microsoft.com/office/drawing/2017/model3d" xmlns:o="urn:schemas-microsoft-com:office:office" xmlns:oel="http://schemas.microsoft.com/office/2019/extlst" xmlns:r="http://schemas.openxmlformats.org/officeDocument/2006/relationships" xmlns:m="http://schemas.openxmlformats.org/officeDocument/2006/math" xmlns:v="urn:schemas-microsoft-com:vml" xmlns:wp14="http://schemas.microsoft.com/office/word/2010/wordprocessingDrawing" xmlns:wp="http://schemas.openxmlformats.org/drawingml/2006/wordprocessingDrawing" xmlns:w10="urn:schemas-microsoft-com:office:word" xmlns:w="http://schemas.openxmlformats.org/wordprocessingml/2006/main" xmlns:w14="http://schemas.microsoft.com/office/word/2010/wordml" xmlns:w15="http://schemas.microsoft.com/office/word/2012/wordml" xmlns:w16cex="http://schemas.microsoft.com/office/word/2018/wordml/cex" xmlns:w16cid="http://schemas.microsoft.com/office/word/2016/wordml/cid" xmlns:w16="http://schemas.microsoft.com/office/word/2018/wordml" xmlns:w16du="http://schemas.microsoft.com/office/word/2023/wordml/word16du" xmlns:w16sdtdh="http://schemas.microsoft.com/office/word/2020/wordml/sdtdatahash" xmlns:w16sdtfl="http://schemas.microsoft.com/office/word/2024/wordml/sdtformatlock" xmlns:w16se="http://schemas.microsoft.com/office/word/2015/wordml/symex" xmlns:wpg="http://schemas.microsoft.com/office/word/2010/wordprocessingGroup" xmlns:wpi="http://schemas.microsoft.com/office/word/2010/wordprocessingInk" xmlns:wne="http://schemas.microsoft.com/office/word/2006/wordml" xmlns:wps="http://schemas.microsoft.com/office/word/2010/wordprocessingShape" mc:Ignorable="w14 w15 w16se w16cid w16 w16cex w16sdtdh w16sdtfl w16du wp14">
   <w:body>
     <w:p>
       <w:r>
@@ -1518,17 +1518,7 @@
                         <w:szCs w:val="24"/>
                         <w14:ligatures w14:val="none"/>
                       </w:rPr>
-                      <m:t>NIR</m:t>
-                    </m:r>
-                    <m:r>
-                      <w:rPr>
-                        <w:rFonts w:ascii="Cambria Math" w:cs="Times New Roman"/>
-                        <w:kern w:val="0"/>
-                        <w:sz w:val="24"/>
-                        <w:szCs w:val="24"/>
-                        <w14:ligatures w14:val="none"/>
-                      </w:rPr>
-                      <m:t>1</m:t>
+                      <m:t>NIR1</m:t>
                     </m:r>
                     <m:r>
                       <w:rPr>
@@ -1560,27 +1550,7 @@
                         <w:szCs w:val="24"/>
                         <w14:ligatures w14:val="none"/>
                       </w:rPr>
-                      <m:t>NIR</m:t>
-                    </m:r>
-                    <m:r>
-                      <w:rPr>
-                        <w:rFonts w:ascii="Cambria Math" w:cs="Times New Roman"/>
-                        <w:kern w:val="0"/>
-                        <w:sz w:val="24"/>
-                        <w:szCs w:val="24"/>
-                        <w14:ligatures w14:val="none"/>
-                      </w:rPr>
-                      <m:t>1+</m:t>
-                    </m:r>
-                    <m:r>
-                      <w:rPr>
-                        <w:rFonts w:ascii="Cambria Math" w:cs="Times New Roman"/>
-                        <w:kern w:val="0"/>
-                        <w:sz w:val="24"/>
-                        <w:szCs w:val="24"/>
-                        <w14:ligatures w14:val="none"/>
-                      </w:rPr>
-                      <m:t>RED</m:t>
+                      <m:t>NIR1+RED</m:t>
                     </m:r>
                   </m:den>
                 </m:f>
@@ -1624,29 +1594,7 @@
                 <w:szCs w:val="24"/>
                 <w:lang w:val="en-US"/>
               </w:rPr>
-              <w:t>NDWI</w:t>
-            </w:r>
-            <w:r>
-              <w:rPr>
-                <w:rFonts w:cs="Times New Roman"/>
-                <w:i/>
-                <w:iCs/>
-                <w:sz w:val="24"/>
-                <w:szCs w:val="24"/>
-                <w:lang w:val="en-US"/>
-              </w:rPr>
-              <w:t>_</w:t>
-            </w:r>
-            <w:r>
-              <w:rPr>
-                <w:rFonts w:cs="Times New Roman"/>
-                <w:i/>
-                <w:iCs/>
-                <w:sz w:val="24"/>
-                <w:szCs w:val="24"/>
-                <w:lang w:val="en-US"/>
-              </w:rPr>
-              <w:t>G</w:t>
+              <w:t>SWVI</w:t>
             </w:r>
           </w:p>
         </w:tc>
@@ -1868,17 +1816,7 @@
                         <w:szCs w:val="24"/>
                         <w14:ligatures w14:val="none"/>
                       </w:rPr>
-                      <m:t>NIR</m:t>
-                    </m:r>
-                    <m:r>
-                      <w:rPr>
-                        <w:rFonts w:ascii="Cambria Math" w:cs="Times New Roman"/>
-                        <w:kern w:val="0"/>
-                        <w:sz w:val="24"/>
-                        <w:szCs w:val="24"/>
-                        <w14:ligatures w14:val="none"/>
-                      </w:rPr>
-                      <m:t>1</m:t>
+                      <m:t>NIR1</m:t>
                     </m:r>
                     <m:r>
                       <w:rPr>
@@ -1910,27 +1848,7 @@
                         <w:szCs w:val="24"/>
                         <w14:ligatures w14:val="none"/>
                       </w:rPr>
-                      <m:t>SWIR</m:t>
-                    </m:r>
-                    <m:r>
-                      <w:rPr>
-                        <w:rFonts w:ascii="Cambria Math" w:cs="Times New Roman"/>
-                        <w:kern w:val="0"/>
-                        <w:sz w:val="24"/>
-                        <w:szCs w:val="24"/>
-                        <w14:ligatures w14:val="none"/>
-                      </w:rPr>
-                      <m:t>1+</m:t>
-                    </m:r>
-                    <m:r>
-                      <w:rPr>
-                        <w:rFonts w:ascii="Cambria Math" w:cs="Times New Roman"/>
-                        <w:kern w:val="0"/>
-                        <w:sz w:val="24"/>
-                        <w:szCs w:val="24"/>
-                        <w14:ligatures w14:val="none"/>
-                      </w:rPr>
-                      <m:t>RED</m:t>
+                      <m:t>SWIR1+RED</m:t>
                     </m:r>
                   </m:den>
                 </m:f>
@@ -2444,6 +2362,7 @@
               <w:rPr>
                 <w:b/>
                 <w:bCs/>
+                <w:lang w:val="en-US"/>
               </w:rPr>
             </w:pPr>
             <w:r>
@@ -2453,6 +2372,14 @@
               </w:rPr>
               <w:lastRenderedPageBreak/>
               <w:t>Индекс</w:t>
+            </w:r>
+            <w:r>
+              <w:rPr>
+                <w:b/>
+                <w:bCs/>
+                <w:lang w:val="en-US"/>
+              </w:rPr>
+              <w:t xml:space="preserve"> ID</w:t>
             </w:r>
           </w:p>
         </w:tc>
@@ -2940,25 +2867,7 @@
                 <w:bCs/>
                 <w:lang w:val="en-US"/>
               </w:rPr>
-              <w:t xml:space="preserve"> (</w:t>
-            </w:r>
-            <w:proofErr w:type="spellStart"/>
-            <w:r>
-              <w:rPr>
-                <w:b/>
-                <w:bCs/>
-                <w:lang w:val="en-US"/>
-              </w:rPr>
-              <w:t>McFeeters</w:t>
-            </w:r>
-            <w:proofErr w:type="spellEnd"/>
-            <w:r>
-              <w:rPr>
-                <w:b/>
-                <w:bCs/>
-                <w:lang w:val="en-US"/>
-              </w:rPr>
-              <w:t>)</w:t>
+              <w:t xml:space="preserve"> (McFeeters)</w:t>
             </w:r>
           </w:p>
           <w:p>
@@ -4135,7 +4044,7 @@
 </file>
 
 <file path=word/numbering.xml><?xml version="1.0" encoding="utf-8"?>
-<w:numbering xmlns:wpc="http://schemas.microsoft.com/office/word/2010/wordprocessingCanvas" xmlns:cx="http://schemas.microsoft.com/office/drawing/2014/chartex" xmlns:cx1="http://schemas.microsoft.com/office/drawing/2015/9/8/chartex" xmlns:cx2="http://schemas.microsoft.com/office/drawing/2015/10/21/chartex" xmlns:cx3="http://schemas.microsoft.com/office/drawing/2016/5/9/chartex" xmlns:cx4="http://schemas.microsoft.com/office/drawing/2016/5/10/chartex" xmlns:cx5="http://schemas.microsoft.com/office/drawing/2016/5/11/chartex" xmlns:cx6="http://schemas.microsoft.com/office/drawing/2016/5/12/chartex" xmlns:cx7="http://schemas.microsoft.com/office/drawing/2016/5/13/chartex" xmlns:cx8="http://schemas.microsoft.com/office/drawing/2016/5/14/chartex" xmlns:mc="http://schemas.openxmlformats.org/markup-compatibility/2006" xmlns:aink="http://schemas.microsoft.com/office/drawing/2016/ink" xmlns:am3d="http://schemas.microsoft.com/office/drawing/2017/model3d" xmlns:o="urn:schemas-microsoft-com:office:office" xmlns:r="http://schemas.openxmlformats.org/officeDocument/2006/relationships" xmlns:m="http://schemas.openxmlformats.org/officeDocument/2006/math" xmlns:v="urn:schemas-microsoft-com:vml" xmlns:wp14="http://schemas.microsoft.com/office/word/2010/wordprocessingDrawing" xmlns:wp="http://schemas.openxmlformats.org/drawingml/2006/wordprocessingDrawing" xmlns:w10="urn:schemas-microsoft-com:office:word" xmlns:w="http://schemas.openxmlformats.org/wordprocessingml/2006/main" xmlns:w14="http://schemas.microsoft.com/office/word/2010/wordml" xmlns:w15="http://schemas.microsoft.com/office/word/2012/wordml" xmlns:w16cex="http://schemas.microsoft.com/office/word/2018/wordml/cex" xmlns:w16cid="http://schemas.microsoft.com/office/word/2016/wordml/cid" xmlns:w16="http://schemas.microsoft.com/office/word/2018/wordml" xmlns:w16sdtdh="http://schemas.microsoft.com/office/word/2020/wordml/sdtdatahash" xmlns:w16se="http://schemas.microsoft.com/office/word/2015/wordml/symex" xmlns:wpg="http://schemas.microsoft.com/office/word/2010/wordprocessingGroup" xmlns:wpi="http://schemas.microsoft.com/office/word/2010/wordprocessingInk" xmlns:wne="http://schemas.microsoft.com/office/word/2006/wordml" xmlns:wps="http://schemas.microsoft.com/office/word/2010/wordprocessingShape" mc:Ignorable="w14 w15 w16se w16cid w16 w16cex w16sdtdh wp14">
+<w:numbering xmlns:wpc="http://schemas.microsoft.com/office/word/2010/wordprocessingCanvas" xmlns:cx="http://schemas.microsoft.com/office/drawing/2014/chartex" xmlns:cx1="http://schemas.microsoft.com/office/drawing/2015/9/8/chartex" xmlns:cx2="http://schemas.microsoft.com/office/drawing/2015/10/21/chartex" xmlns:cx3="http://schemas.microsoft.com/office/drawing/2016/5/9/chartex" xmlns:cx4="http://schemas.microsoft.com/office/drawing/2016/5/10/chartex" xmlns:cx5="http://schemas.microsoft.com/office/drawing/2016/5/11/chartex" xmlns:cx6="http://schemas.microsoft.com/office/drawing/2016/5/12/chartex" xmlns:cx7="http://schemas.microsoft.com/office/drawing/2016/5/13/chartex" xmlns:cx8="http://schemas.microsoft.com/office/drawing/2016/5/14/chartex" xmlns:mc="http://schemas.openxmlformats.org/markup-compatibility/2006" xmlns:aink="http://schemas.microsoft.com/office/drawing/2016/ink" xmlns:am3d="http://schemas.microsoft.com/office/drawing/2017/model3d" xmlns:o="urn:schemas-microsoft-com:office:office" xmlns:oel="http://schemas.microsoft.com/office/2019/extlst" xmlns:r="http://schemas.openxmlformats.org/officeDocument/2006/relationships" xmlns:m="http://schemas.openxmlformats.org/officeDocument/2006/math" xmlns:v="urn:schemas-microsoft-com:vml" xmlns:wp14="http://schemas.microsoft.com/office/word/2010/wordprocessingDrawing" xmlns:wp="http://schemas.openxmlformats.org/drawingml/2006/wordprocessingDrawing" xmlns:w10="urn:schemas-microsoft-com:office:word" xmlns:w="http://schemas.openxmlformats.org/wordprocessingml/2006/main" xmlns:w14="http://schemas.microsoft.com/office/word/2010/wordml" xmlns:w15="http://schemas.microsoft.com/office/word/2012/wordml" xmlns:w16cex="http://schemas.microsoft.com/office/word/2018/wordml/cex" xmlns:w16cid="http://schemas.microsoft.com/office/word/2016/wordml/cid" xmlns:w16="http://schemas.microsoft.com/office/word/2018/wordml" xmlns:w16du="http://schemas.microsoft.com/office/word/2023/wordml/word16du" xmlns:w16sdtdh="http://schemas.microsoft.com/office/word/2020/wordml/sdtdatahash" xmlns:w16sdtfl="http://schemas.microsoft.com/office/word/2024/wordml/sdtformatlock" xmlns:w16se="http://schemas.microsoft.com/office/word/2015/wordml/symex" xmlns:wpg="http://schemas.microsoft.com/office/word/2010/wordprocessingGroup" xmlns:wpi="http://schemas.microsoft.com/office/word/2010/wordprocessingInk" xmlns:wne="http://schemas.microsoft.com/office/word/2006/wordml" xmlns:wps="http://schemas.microsoft.com/office/word/2010/wordprocessingShape" mc:Ignorable="w14 w15 w16se w16cid w16 w16cex w16sdtdh w16sdtfl w16du wp14">
   <w:abstractNum w:abstractNumId="0" w15:restartNumberingAfterBreak="0">
     <w:nsid w:val="25CB0D7B"/>
     <w:multiLevelType w:val="hybridMultilevel"/>
@@ -4248,14 +4157,14 @@
       </w:rPr>
     </w:lvl>
   </w:abstractNum>
-  <w:num w:numId="1">
+  <w:num w:numId="1" w16cid:durableId="884874654">
     <w:abstractNumId w:val="0"/>
   </w:num>
 </w:numbering>
 </file>
 
 <file path=word/styles.xml><?xml version="1.0" encoding="utf-8"?>
-<w:styles xmlns:mc="http://schemas.openxmlformats.org/markup-compatibility/2006" xmlns:r="http://schemas.openxmlformats.org/officeDocument/2006/relationships" xmlns:w="http://schemas.openxmlformats.org/wordprocessingml/2006/main" xmlns:w14="http://schemas.microsoft.com/office/word/2010/wordml" xmlns:w15="http://schemas.microsoft.com/office/word/2012/wordml" xmlns:w16cex="http://schemas.microsoft.com/office/word/2018/wordml/cex" xmlns:w16cid="http://schemas.microsoft.com/office/word/2016/wordml/cid" xmlns:w16="http://schemas.microsoft.com/office/word/2018/wordml" xmlns:w16sdtdh="http://schemas.microsoft.com/office/word/2020/wordml/sdtdatahash" xmlns:w16se="http://schemas.microsoft.com/office/word/2015/wordml/symex" mc:Ignorable="w14 w15 w16se w16cid w16 w16cex w16sdtdh">
+<w:styles xmlns:mc="http://schemas.openxmlformats.org/markup-compatibility/2006" xmlns:r="http://schemas.openxmlformats.org/officeDocument/2006/relationships" xmlns:w="http://schemas.openxmlformats.org/wordprocessingml/2006/main" xmlns:w14="http://schemas.microsoft.com/office/word/2010/wordml" xmlns:w15="http://schemas.microsoft.com/office/word/2012/wordml" xmlns:w16cex="http://schemas.microsoft.com/office/word/2018/wordml/cex" xmlns:w16cid="http://schemas.microsoft.com/office/word/2016/wordml/cid" xmlns:w16="http://schemas.microsoft.com/office/word/2018/wordml" xmlns:w16du="http://schemas.microsoft.com/office/word/2023/wordml/word16du" xmlns:w16sdtdh="http://schemas.microsoft.com/office/word/2020/wordml/sdtdatahash" xmlns:w16sdtfl="http://schemas.microsoft.com/office/word/2024/wordml/sdtformatlock" xmlns:w16se="http://schemas.microsoft.com/office/word/2015/wordml/symex" mc:Ignorable="w14 w15 w16se w16cid w16 w16cex w16sdtdh w16sdtfl w16du">
   <w:docDefaults>
     <w:rPrDefault>
       <w:rPr>

--- a/docs/base_info/IndexBandMappingTable.docx
+++ b/docs/base_info/IndexBandMappingTable.docx
@@ -1117,6 +1117,14 @@
               </w:rPr>
               <w:t>SWIR</w:t>
             </w:r>
+            <w:r>
+              <w:rPr>
+                <w:i/>
+                <w:iCs/>
+                <w:lang w:val="en-US"/>
+              </w:rPr>
+              <w:t>1</w:t>
+            </w:r>
           </w:p>
         </w:tc>
         <w:tc>
@@ -1203,7 +1211,15 @@
                 <w:iCs/>
                 <w:lang w:val="en-US"/>
               </w:rPr>
-              <w:t>SWIR1</w:t>
+              <w:t>SWIR</w:t>
+            </w:r>
+            <w:r>
+              <w:rPr>
+                <w:i/>
+                <w:iCs/>
+                <w:lang w:val="en-US"/>
+              </w:rPr>
+              <w:t>2</w:t>
             </w:r>
           </w:p>
         </w:tc>
@@ -1297,7 +1313,15 @@
                 <w:iCs/>
                 <w:lang w:val="en-US"/>
               </w:rPr>
-              <w:t>SWIR2</w:t>
+              <w:t>SWIR</w:t>
+            </w:r>
+            <w:r>
+              <w:rPr>
+                <w:i/>
+                <w:iCs/>
+                <w:lang w:val="en-US"/>
+              </w:rPr>
+              <w:t>3</w:t>
             </w:r>
           </w:p>
         </w:tc>
@@ -1672,7 +1696,21 @@
                         <w:lang w:val="en-US"/>
                         <w14:ligatures w14:val="none"/>
                       </w:rPr>
-                      <m:t>SWIR1</m:t>
+                      <m:t>SWIR</m:t>
+                    </m:r>
+                    <m:r>
+                      <m:rPr>
+                        <m:nor/>
+                      </m:rPr>
+                      <w:rPr>
+                        <w:rFonts w:ascii="Cambria Math" w:cs="Times New Roman"/>
+                        <w:kern w:val="0"/>
+                        <w:sz w:val="24"/>
+                        <w:szCs w:val="24"/>
+                        <w:lang w:val="en-US"/>
+                        <w14:ligatures w14:val="none"/>
+                      </w:rPr>
+                      <m:t>2</m:t>
                     </m:r>
                   </m:num>
                   <m:den>
@@ -1729,7 +1767,21 @@
                         <w:lang w:val="en-US"/>
                         <w14:ligatures w14:val="none"/>
                       </w:rPr>
-                      <m:t>SWIR1</m:t>
+                      <m:t>SWIR</m:t>
+                    </m:r>
+                    <m:r>
+                      <m:rPr>
+                        <m:nor/>
+                      </m:rPr>
+                      <w:rPr>
+                        <w:rFonts w:ascii="Cambria Math" w:cs="Times New Roman"/>
+                        <w:kern w:val="0"/>
+                        <w:sz w:val="24"/>
+                        <w:szCs w:val="24"/>
+                        <w:lang w:val="en-US"/>
+                        <w14:ligatures w14:val="none"/>
+                      </w:rPr>
+                      <m:t>2</m:t>
                     </m:r>
                   </m:den>
                 </m:f>
@@ -1848,7 +1900,27 @@
                         <w:szCs w:val="24"/>
                         <w14:ligatures w14:val="none"/>
                       </w:rPr>
-                      <m:t>SWIR1+RED</m:t>
+                      <m:t>SWIR</m:t>
+                    </m:r>
+                    <m:r>
+                      <w:rPr>
+                        <w:rFonts w:ascii="Cambria Math" w:cs="Times New Roman"/>
+                        <w:kern w:val="0"/>
+                        <w:sz w:val="24"/>
+                        <w:szCs w:val="24"/>
+                        <w14:ligatures w14:val="none"/>
+                      </w:rPr>
+                      <m:t>2</m:t>
+                    </m:r>
+                    <m:r>
+                      <w:rPr>
+                        <w:rFonts w:ascii="Cambria Math" w:cs="Times New Roman"/>
+                        <w:kern w:val="0"/>
+                        <w:sz w:val="24"/>
+                        <w:szCs w:val="24"/>
+                        <w14:ligatures w14:val="none"/>
+                      </w:rPr>
+                      <m:t>+RED</m:t>
                     </m:r>
                   </m:den>
                 </m:f>
@@ -3891,7 +3963,27 @@
                         <w:szCs w:val="24"/>
                         <w14:ligatures w14:val="none"/>
                       </w:rPr>
-                      <m:t>SWIR1+RED</m:t>
+                      <m:t>SWIR</m:t>
+                    </m:r>
+                    <m:r>
+                      <w:rPr>
+                        <w:rFonts w:ascii="Cambria Math" w:cs="Times New Roman"/>
+                        <w:kern w:val="0"/>
+                        <w:sz w:val="24"/>
+                        <w:szCs w:val="24"/>
+                        <w14:ligatures w14:val="none"/>
+                      </w:rPr>
+                      <m:t>2</m:t>
+                    </m:r>
+                    <m:r>
+                      <w:rPr>
+                        <w:rFonts w:ascii="Cambria Math" w:cs="Times New Roman"/>
+                        <w:kern w:val="0"/>
+                        <w:sz w:val="24"/>
+                        <w:szCs w:val="24"/>
+                        <w14:ligatures w14:val="none"/>
+                      </w:rPr>
+                      <m:t>+RED</m:t>
                     </m:r>
                   </m:den>
                 </m:f>

--- a/docs/base_info/IndexBandMappingTable.docx
+++ b/docs/base_info/IndexBandMappingTable.docx
@@ -1,6 +1,6 @@
 
 <file path=word/document.xml><?xml version="1.0" encoding="utf-8"?>
-<w:document xmlns:wpc="http://schemas.microsoft.com/office/word/2010/wordprocessingCanvas" xmlns:cx="http://schemas.microsoft.com/office/drawing/2014/chartex" xmlns:cx1="http://schemas.microsoft.com/office/drawing/2015/9/8/chartex" xmlns:cx2="http://schemas.microsoft.com/office/drawing/2015/10/21/chartex" xmlns:cx3="http://schemas.microsoft.com/office/drawing/2016/5/9/chartex" xmlns:cx4="http://schemas.microsoft.com/office/drawing/2016/5/10/chartex" xmlns:cx5="http://schemas.microsoft.com/office/drawing/2016/5/11/chartex" xmlns:cx6="http://schemas.microsoft.com/office/drawing/2016/5/12/chartex" xmlns:cx7="http://schemas.microsoft.com/office/drawing/2016/5/13/chartex" xmlns:cx8="http://schemas.microsoft.com/office/drawing/2016/5/14/chartex" xmlns:mc="http://schemas.openxmlformats.org/markup-compatibility/2006" xmlns:aink="http://schemas.microsoft.com/office/drawing/2016/ink" xmlns:am3d="http://schemas.microsoft.com/office/drawing/2017/model3d" xmlns:o="urn:schemas-microsoft-com:office:office" xmlns:oel="http://schemas.microsoft.com/office/2019/extlst" xmlns:r="http://schemas.openxmlformats.org/officeDocument/2006/relationships" xmlns:m="http://schemas.openxmlformats.org/officeDocument/2006/math" xmlns:v="urn:schemas-microsoft-com:vml" xmlns:wp14="http://schemas.microsoft.com/office/word/2010/wordprocessingDrawing" xmlns:wp="http://schemas.openxmlformats.org/drawingml/2006/wordprocessingDrawing" xmlns:w10="urn:schemas-microsoft-com:office:word" xmlns:w="http://schemas.openxmlformats.org/wordprocessingml/2006/main" xmlns:w14="http://schemas.microsoft.com/office/word/2010/wordml" xmlns:w15="http://schemas.microsoft.com/office/word/2012/wordml" xmlns:w16cex="http://schemas.microsoft.com/office/word/2018/wordml/cex" xmlns:w16cid="http://schemas.microsoft.com/office/word/2016/wordml/cid" xmlns:w16="http://schemas.microsoft.com/office/word/2018/wordml" xmlns:w16du="http://schemas.microsoft.com/office/word/2023/wordml/word16du" xmlns:w16sdtdh="http://schemas.microsoft.com/office/word/2020/wordml/sdtdatahash" xmlns:w16sdtfl="http://schemas.microsoft.com/office/word/2024/wordml/sdtformatlock" xmlns:w16se="http://schemas.microsoft.com/office/word/2015/wordml/symex" xmlns:wpg="http://schemas.microsoft.com/office/word/2010/wordprocessingGroup" xmlns:wpi="http://schemas.microsoft.com/office/word/2010/wordprocessingInk" xmlns:wne="http://schemas.microsoft.com/office/word/2006/wordml" xmlns:wps="http://schemas.microsoft.com/office/word/2010/wordprocessingShape" mc:Ignorable="w14 w15 w16se w16cid w16 w16cex w16sdtdh w16sdtfl w16du wp14">
+<w:document xmlns:wpc="http://schemas.microsoft.com/office/word/2010/wordprocessingCanvas" xmlns:cx="http://schemas.microsoft.com/office/drawing/2014/chartex" xmlns:cx1="http://schemas.microsoft.com/office/drawing/2015/9/8/chartex" xmlns:cx2="http://schemas.microsoft.com/office/drawing/2015/10/21/chartex" xmlns:cx3="http://schemas.microsoft.com/office/drawing/2016/5/9/chartex" xmlns:cx4="http://schemas.microsoft.com/office/drawing/2016/5/10/chartex" xmlns:cx5="http://schemas.microsoft.com/office/drawing/2016/5/11/chartex" xmlns:cx6="http://schemas.microsoft.com/office/drawing/2016/5/12/chartex" xmlns:cx7="http://schemas.microsoft.com/office/drawing/2016/5/13/chartex" xmlns:cx8="http://schemas.microsoft.com/office/drawing/2016/5/14/chartex" xmlns:mc="http://schemas.openxmlformats.org/markup-compatibility/2006" xmlns:aink="http://schemas.microsoft.com/office/drawing/2016/ink" xmlns:am3d="http://schemas.microsoft.com/office/drawing/2017/model3d" xmlns:o="urn:schemas-microsoft-com:office:office" xmlns:r="http://schemas.openxmlformats.org/officeDocument/2006/relationships" xmlns:m="http://schemas.openxmlformats.org/officeDocument/2006/math" xmlns:v="urn:schemas-microsoft-com:vml" xmlns:wp14="http://schemas.microsoft.com/office/word/2010/wordprocessingDrawing" xmlns:wp="http://schemas.openxmlformats.org/drawingml/2006/wordprocessingDrawing" xmlns:w10="urn:schemas-microsoft-com:office:word" xmlns:w="http://schemas.openxmlformats.org/wordprocessingml/2006/main" xmlns:w14="http://schemas.microsoft.com/office/word/2010/wordml" xmlns:w15="http://schemas.microsoft.com/office/word/2012/wordml" xmlns:w16cex="http://schemas.microsoft.com/office/word/2018/wordml/cex" xmlns:w16cid="http://schemas.microsoft.com/office/word/2016/wordml/cid" xmlns:w16="http://schemas.microsoft.com/office/word/2018/wordml" xmlns:w16sdtdh="http://schemas.microsoft.com/office/word/2020/wordml/sdtdatahash" xmlns:w16se="http://schemas.microsoft.com/office/word/2015/wordml/symex" xmlns:wpg="http://schemas.microsoft.com/office/word/2010/wordprocessingGroup" xmlns:wpi="http://schemas.microsoft.com/office/word/2010/wordprocessingInk" xmlns:wne="http://schemas.microsoft.com/office/word/2006/wordml" xmlns:wps="http://schemas.microsoft.com/office/word/2010/wordprocessingShape" mc:Ignorable="w14 w15 w16se w16cid w16 w16cex w16sdtdh wp14">
   <w:body>
     <w:p>
       <w:r>
@@ -1142,6 +1142,12 @@
               <w:rPr>
                 <w:lang w:val="en-US"/>
               </w:rPr>
+              <w:t xml:space="preserve">   </w:t>
+            </w:r>
+            <w:r>
+              <w:rPr>
+                <w:lang w:val="en-US"/>
+              </w:rPr>
               <w:t xml:space="preserve">B10 – </w:t>
             </w:r>
             <w:r>
@@ -1238,6 +1244,12 @@
               <w:rPr>
                 <w:lang w:val="en-US"/>
               </w:rPr>
+              <w:t xml:space="preserve">   </w:t>
+            </w:r>
+            <w:r>
+              <w:rPr>
+                <w:lang w:val="en-US"/>
+              </w:rPr>
               <w:t xml:space="preserve">B11 – 1614 / </w:t>
             </w:r>
             <w:r>
@@ -1336,6 +1348,12 @@
                 <w:lang w:val="en-US"/>
               </w:rPr>
             </w:pPr>
+            <w:r>
+              <w:rPr>
+                <w:lang w:val="en-US"/>
+              </w:rPr>
+              <w:t xml:space="preserve">   </w:t>
+            </w:r>
             <w:r>
               <w:rPr>
                 <w:lang w:val="en-US"/>
@@ -1542,7 +1560,17 @@
                         <w:szCs w:val="24"/>
                         <w14:ligatures w14:val="none"/>
                       </w:rPr>
-                      <m:t>NIR1</m:t>
+                      <m:t>NIR</m:t>
+                    </m:r>
+                    <m:r>
+                      <w:rPr>
+                        <w:rFonts w:ascii="Cambria Math" w:cs="Times New Roman"/>
+                        <w:kern w:val="0"/>
+                        <w:sz w:val="24"/>
+                        <w:szCs w:val="24"/>
+                        <w14:ligatures w14:val="none"/>
+                      </w:rPr>
+                      <m:t>1</m:t>
                     </m:r>
                     <m:r>
                       <w:rPr>
@@ -1574,7 +1602,27 @@
                         <w:szCs w:val="24"/>
                         <w14:ligatures w14:val="none"/>
                       </w:rPr>
-                      <m:t>NIR1+RED</m:t>
+                      <m:t>NIR</m:t>
+                    </m:r>
+                    <m:r>
+                      <w:rPr>
+                        <w:rFonts w:ascii="Cambria Math" w:cs="Times New Roman"/>
+                        <w:kern w:val="0"/>
+                        <w:sz w:val="24"/>
+                        <w:szCs w:val="24"/>
+                        <w14:ligatures w14:val="none"/>
+                      </w:rPr>
+                      <m:t>1+</m:t>
+                    </m:r>
+                    <m:r>
+                      <w:rPr>
+                        <w:rFonts w:ascii="Cambria Math" w:cs="Times New Roman"/>
+                        <w:kern w:val="0"/>
+                        <w:sz w:val="24"/>
+                        <w:szCs w:val="24"/>
+                        <w14:ligatures w14:val="none"/>
+                      </w:rPr>
+                      <m:t>RED</m:t>
                     </m:r>
                   </m:den>
                 </m:f>
@@ -1696,8 +1744,10 @@
                         <w:lang w:val="en-US"/>
                         <w14:ligatures w14:val="none"/>
                       </w:rPr>
-                      <m:t>SWIR</m:t>
-                    </m:r>
+                      <m:t>SWIR2</m:t>
+                    </m:r>
+                  </m:num>
+                  <m:den>
                     <m:r>
                       <m:rPr>
                         <m:nor/>
@@ -1710,10 +1760,8 @@
                         <w:lang w:val="en-US"/>
                         <w14:ligatures w14:val="none"/>
                       </w:rPr>
-                      <m:t>2</m:t>
-                    </m:r>
-                  </m:num>
-                  <m:den>
+                      <m:t>NIR</m:t>
+                    </m:r>
                     <m:r>
                       <m:rPr>
                         <m:nor/>
@@ -1723,10 +1771,23 @@
                         <w:kern w:val="0"/>
                         <w:sz w:val="24"/>
                         <w:szCs w:val="24"/>
+                        <w14:ligatures w14:val="none"/>
+                      </w:rPr>
+                      <m:t>1</m:t>
+                    </m:r>
+                    <m:r>
+                      <m:rPr>
+                        <m:sty m:val="p"/>
+                      </m:rPr>
+                      <w:rPr>
+                        <w:rFonts w:ascii="Cambria Math" w:cs="Times New Roman"/>
+                        <w:kern w:val="0"/>
+                        <w:sz w:val="24"/>
+                        <w:szCs w:val="24"/>
                         <w:lang w:val="en-US"/>
                         <w14:ligatures w14:val="none"/>
                       </w:rPr>
-                      <m:t>NIR</m:t>
+                      <m:t>+</m:t>
                     </m:r>
                     <m:r>
                       <m:rPr>
@@ -1737,51 +1798,10 @@
                         <w:kern w:val="0"/>
                         <w:sz w:val="24"/>
                         <w:szCs w:val="24"/>
-                        <w14:ligatures w14:val="none"/>
-                      </w:rPr>
-                      <m:t>1</m:t>
-                    </m:r>
-                    <m:r>
-                      <m:rPr>
-                        <m:sty m:val="p"/>
-                      </m:rPr>
-                      <w:rPr>
-                        <w:rFonts w:ascii="Cambria Math" w:cs="Times New Roman"/>
-                        <w:kern w:val="0"/>
-                        <w:sz w:val="24"/>
-                        <w:szCs w:val="24"/>
                         <w:lang w:val="en-US"/>
                         <w14:ligatures w14:val="none"/>
                       </w:rPr>
-                      <m:t>+</m:t>
-                    </m:r>
-                    <m:r>
-                      <m:rPr>
-                        <m:nor/>
-                      </m:rPr>
-                      <w:rPr>
-                        <w:rFonts w:ascii="Cambria Math" w:cs="Times New Roman"/>
-                        <w:kern w:val="0"/>
-                        <w:sz w:val="24"/>
-                        <w:szCs w:val="24"/>
-                        <w:lang w:val="en-US"/>
-                        <w14:ligatures w14:val="none"/>
-                      </w:rPr>
-                      <m:t>SWIR</m:t>
-                    </m:r>
-                    <m:r>
-                      <m:rPr>
-                        <m:nor/>
-                      </m:rPr>
-                      <w:rPr>
-                        <w:rFonts w:ascii="Cambria Math" w:cs="Times New Roman"/>
-                        <w:kern w:val="0"/>
-                        <w:sz w:val="24"/>
-                        <w:szCs w:val="24"/>
-                        <w:lang w:val="en-US"/>
-                        <w14:ligatures w14:val="none"/>
-                      </w:rPr>
-                      <m:t>2</m:t>
+                      <m:t>SWIR2</m:t>
                     </m:r>
                   </m:den>
                 </m:f>
@@ -1868,7 +1888,17 @@
                         <w:szCs w:val="24"/>
                         <w14:ligatures w14:val="none"/>
                       </w:rPr>
-                      <m:t>NIR1</m:t>
+                      <m:t>NIR</m:t>
+                    </m:r>
+                    <m:r>
+                      <w:rPr>
+                        <w:rFonts w:ascii="Cambria Math" w:cs="Times New Roman"/>
+                        <w:kern w:val="0"/>
+                        <w:sz w:val="24"/>
+                        <w:szCs w:val="24"/>
+                        <w14:ligatures w14:val="none"/>
+                      </w:rPr>
+                      <m:t>1</m:t>
                     </m:r>
                     <m:r>
                       <w:rPr>
@@ -1910,17 +1940,17 @@
                         <w:szCs w:val="24"/>
                         <w14:ligatures w14:val="none"/>
                       </w:rPr>
-                      <m:t>2</m:t>
-                    </m:r>
-                    <m:r>
-                      <w:rPr>
-                        <w:rFonts w:ascii="Cambria Math" w:cs="Times New Roman"/>
-                        <w:kern w:val="0"/>
-                        <w:sz w:val="24"/>
-                        <w:szCs w:val="24"/>
-                        <w14:ligatures w14:val="none"/>
-                      </w:rPr>
-                      <m:t>+RED</m:t>
+                      <m:t>2+</m:t>
+                    </m:r>
+                    <m:r>
+                      <w:rPr>
+                        <w:rFonts w:ascii="Cambria Math" w:cs="Times New Roman"/>
+                        <w:kern w:val="0"/>
+                        <w:sz w:val="24"/>
+                        <w:szCs w:val="24"/>
+                        <w14:ligatures w14:val="none"/>
+                      </w:rPr>
+                      <m:t>RED</m:t>
                     </m:r>
                   </m:den>
                 </m:f>
@@ -2581,7 +2611,18 @@
                         <w:lang w:val="en-US"/>
                         <w14:ligatures w14:val="none"/>
                       </w:rPr>
-                      <m:t>NIR1</m:t>
+                      <m:t>NIR</m:t>
+                    </m:r>
+                    <m:r>
+                      <w:rPr>
+                        <w:rFonts w:ascii="Cambria Math" w:cs="Times New Roman"/>
+                        <w:kern w:val="0"/>
+                        <w:sz w:val="24"/>
+                        <w:szCs w:val="24"/>
+                        <w:lang w:val="en-US"/>
+                        <w14:ligatures w14:val="none"/>
+                      </w:rPr>
+                      <m:t>1</m:t>
                     </m:r>
                     <m:r>
                       <w:rPr>
@@ -2616,7 +2657,29 @@
                         <w:lang w:val="en-US"/>
                         <w14:ligatures w14:val="none"/>
                       </w:rPr>
-                      <m:t>NIR1+RED</m:t>
+                      <m:t>NIR</m:t>
+                    </m:r>
+                    <m:r>
+                      <w:rPr>
+                        <w:rFonts w:ascii="Cambria Math" w:cs="Times New Roman"/>
+                        <w:kern w:val="0"/>
+                        <w:sz w:val="24"/>
+                        <w:szCs w:val="24"/>
+                        <w:lang w:val="en-US"/>
+                        <w14:ligatures w14:val="none"/>
+                      </w:rPr>
+                      <m:t>1+</m:t>
+                    </m:r>
+                    <m:r>
+                      <w:rPr>
+                        <w:rFonts w:ascii="Cambria Math" w:cs="Times New Roman"/>
+                        <w:kern w:val="0"/>
+                        <w:sz w:val="24"/>
+                        <w:szCs w:val="24"/>
+                        <w:lang w:val="en-US"/>
+                        <w14:ligatures w14:val="none"/>
+                      </w:rPr>
+                      <m:t>RED</m:t>
                     </m:r>
                   </m:den>
                 </m:f>
@@ -3310,7 +3373,18 @@
                         <w:lang w:val="en-US"/>
                         <w14:ligatures w14:val="none"/>
                       </w:rPr>
-                      <m:t>NIR1</m:t>
+                      <m:t>NIR</m:t>
+                    </m:r>
+                    <m:r>
+                      <w:rPr>
+                        <w:rFonts w:ascii="Cambria Math" w:cs="Times New Roman"/>
+                        <w:kern w:val="0"/>
+                        <w:sz w:val="24"/>
+                        <w:szCs w:val="24"/>
+                        <w:lang w:val="en-US"/>
+                        <w14:ligatures w14:val="none"/>
+                      </w:rPr>
+                      <m:t>1</m:t>
                     </m:r>
                     <m:r>
                       <w:rPr>
@@ -3345,7 +3419,29 @@
                         <w:lang w:val="en-US"/>
                         <w14:ligatures w14:val="none"/>
                       </w:rPr>
-                      <m:t>NIR1+RED</m:t>
+                      <m:t>NIR</m:t>
+                    </m:r>
+                    <m:r>
+                      <w:rPr>
+                        <w:rFonts w:ascii="Cambria Math" w:cs="Times New Roman"/>
+                        <w:kern w:val="0"/>
+                        <w:sz w:val="24"/>
+                        <w:szCs w:val="24"/>
+                        <w:lang w:val="en-US"/>
+                        <w14:ligatures w14:val="none"/>
+                      </w:rPr>
+                      <m:t>1+</m:t>
+                    </m:r>
+                    <m:r>
+                      <w:rPr>
+                        <w:rFonts w:ascii="Cambria Math" w:cs="Times New Roman"/>
+                        <w:kern w:val="0"/>
+                        <w:sz w:val="24"/>
+                        <w:szCs w:val="24"/>
+                        <w:lang w:val="en-US"/>
+                        <w14:ligatures w14:val="none"/>
+                      </w:rPr>
+                      <m:t>RED</m:t>
                     </m:r>
                   </m:den>
                 </m:f>
@@ -3931,7 +4027,17 @@
                         <w:szCs w:val="24"/>
                         <w14:ligatures w14:val="none"/>
                       </w:rPr>
-                      <m:t>NIR1</m:t>
+                      <m:t>NIR</m:t>
+                    </m:r>
+                    <m:r>
+                      <w:rPr>
+                        <w:rFonts w:ascii="Cambria Math" w:cs="Times New Roman"/>
+                        <w:kern w:val="0"/>
+                        <w:sz w:val="24"/>
+                        <w:szCs w:val="24"/>
+                        <w14:ligatures w14:val="none"/>
+                      </w:rPr>
+                      <m:t>1</m:t>
                     </m:r>
                     <m:r>
                       <w:rPr>
@@ -3973,17 +4079,17 @@
                         <w:szCs w:val="24"/>
                         <w14:ligatures w14:val="none"/>
                       </w:rPr>
-                      <m:t>2</m:t>
-                    </m:r>
-                    <m:r>
-                      <w:rPr>
-                        <w:rFonts w:ascii="Cambria Math" w:cs="Times New Roman"/>
-                        <w:kern w:val="0"/>
-                        <w:sz w:val="24"/>
-                        <w:szCs w:val="24"/>
-                        <w14:ligatures w14:val="none"/>
-                      </w:rPr>
-                      <m:t>+RED</m:t>
+                      <m:t>2+</m:t>
+                    </m:r>
+                    <m:r>
+                      <w:rPr>
+                        <w:rFonts w:ascii="Cambria Math" w:cs="Times New Roman"/>
+                        <w:kern w:val="0"/>
+                        <w:sz w:val="24"/>
+                        <w:szCs w:val="24"/>
+                        <w14:ligatures w14:val="none"/>
+                      </w:rPr>
+                      <m:t>RED</m:t>
                     </m:r>
                   </m:den>
                 </m:f>
@@ -4136,7 +4242,7 @@
 </file>
 
 <file path=word/numbering.xml><?xml version="1.0" encoding="utf-8"?>
-<w:numbering xmlns:wpc="http://schemas.microsoft.com/office/word/2010/wordprocessingCanvas" xmlns:cx="http://schemas.microsoft.com/office/drawing/2014/chartex" xmlns:cx1="http://schemas.microsoft.com/office/drawing/2015/9/8/chartex" xmlns:cx2="http://schemas.microsoft.com/office/drawing/2015/10/21/chartex" xmlns:cx3="http://schemas.microsoft.com/office/drawing/2016/5/9/chartex" xmlns:cx4="http://schemas.microsoft.com/office/drawing/2016/5/10/chartex" xmlns:cx5="http://schemas.microsoft.com/office/drawing/2016/5/11/chartex" xmlns:cx6="http://schemas.microsoft.com/office/drawing/2016/5/12/chartex" xmlns:cx7="http://schemas.microsoft.com/office/drawing/2016/5/13/chartex" xmlns:cx8="http://schemas.microsoft.com/office/drawing/2016/5/14/chartex" xmlns:mc="http://schemas.openxmlformats.org/markup-compatibility/2006" xmlns:aink="http://schemas.microsoft.com/office/drawing/2016/ink" xmlns:am3d="http://schemas.microsoft.com/office/drawing/2017/model3d" xmlns:o="urn:schemas-microsoft-com:office:office" xmlns:oel="http://schemas.microsoft.com/office/2019/extlst" xmlns:r="http://schemas.openxmlformats.org/officeDocument/2006/relationships" xmlns:m="http://schemas.openxmlformats.org/officeDocument/2006/math" xmlns:v="urn:schemas-microsoft-com:vml" xmlns:wp14="http://schemas.microsoft.com/office/word/2010/wordprocessingDrawing" xmlns:wp="http://schemas.openxmlformats.org/drawingml/2006/wordprocessingDrawing" xmlns:w10="urn:schemas-microsoft-com:office:word" xmlns:w="http://schemas.openxmlformats.org/wordprocessingml/2006/main" xmlns:w14="http://schemas.microsoft.com/office/word/2010/wordml" xmlns:w15="http://schemas.microsoft.com/office/word/2012/wordml" xmlns:w16cex="http://schemas.microsoft.com/office/word/2018/wordml/cex" xmlns:w16cid="http://schemas.microsoft.com/office/word/2016/wordml/cid" xmlns:w16="http://schemas.microsoft.com/office/word/2018/wordml" xmlns:w16du="http://schemas.microsoft.com/office/word/2023/wordml/word16du" xmlns:w16sdtdh="http://schemas.microsoft.com/office/word/2020/wordml/sdtdatahash" xmlns:w16sdtfl="http://schemas.microsoft.com/office/word/2024/wordml/sdtformatlock" xmlns:w16se="http://schemas.microsoft.com/office/word/2015/wordml/symex" xmlns:wpg="http://schemas.microsoft.com/office/word/2010/wordprocessingGroup" xmlns:wpi="http://schemas.microsoft.com/office/word/2010/wordprocessingInk" xmlns:wne="http://schemas.microsoft.com/office/word/2006/wordml" xmlns:wps="http://schemas.microsoft.com/office/word/2010/wordprocessingShape" mc:Ignorable="w14 w15 w16se w16cid w16 w16cex w16sdtdh w16sdtfl w16du wp14">
+<w:numbering xmlns:wpc="http://schemas.microsoft.com/office/word/2010/wordprocessingCanvas" xmlns:cx="http://schemas.microsoft.com/office/drawing/2014/chartex" xmlns:cx1="http://schemas.microsoft.com/office/drawing/2015/9/8/chartex" xmlns:cx2="http://schemas.microsoft.com/office/drawing/2015/10/21/chartex" xmlns:cx3="http://schemas.microsoft.com/office/drawing/2016/5/9/chartex" xmlns:cx4="http://schemas.microsoft.com/office/drawing/2016/5/10/chartex" xmlns:cx5="http://schemas.microsoft.com/office/drawing/2016/5/11/chartex" xmlns:cx6="http://schemas.microsoft.com/office/drawing/2016/5/12/chartex" xmlns:cx7="http://schemas.microsoft.com/office/drawing/2016/5/13/chartex" xmlns:cx8="http://schemas.microsoft.com/office/drawing/2016/5/14/chartex" xmlns:mc="http://schemas.openxmlformats.org/markup-compatibility/2006" xmlns:aink="http://schemas.microsoft.com/office/drawing/2016/ink" xmlns:am3d="http://schemas.microsoft.com/office/drawing/2017/model3d" xmlns:o="urn:schemas-microsoft-com:office:office" xmlns:r="http://schemas.openxmlformats.org/officeDocument/2006/relationships" xmlns:m="http://schemas.openxmlformats.org/officeDocument/2006/math" xmlns:v="urn:schemas-microsoft-com:vml" xmlns:wp14="http://schemas.microsoft.com/office/word/2010/wordprocessingDrawing" xmlns:wp="http://schemas.openxmlformats.org/drawingml/2006/wordprocessingDrawing" xmlns:w10="urn:schemas-microsoft-com:office:word" xmlns:w="http://schemas.openxmlformats.org/wordprocessingml/2006/main" xmlns:w14="http://schemas.microsoft.com/office/word/2010/wordml" xmlns:w15="http://schemas.microsoft.com/office/word/2012/wordml" xmlns:w16cex="http://schemas.microsoft.com/office/word/2018/wordml/cex" xmlns:w16cid="http://schemas.microsoft.com/office/word/2016/wordml/cid" xmlns:w16="http://schemas.microsoft.com/office/word/2018/wordml" xmlns:w16sdtdh="http://schemas.microsoft.com/office/word/2020/wordml/sdtdatahash" xmlns:w16se="http://schemas.microsoft.com/office/word/2015/wordml/symex" xmlns:wpg="http://schemas.microsoft.com/office/word/2010/wordprocessingGroup" xmlns:wpi="http://schemas.microsoft.com/office/word/2010/wordprocessingInk" xmlns:wne="http://schemas.microsoft.com/office/word/2006/wordml" xmlns:wps="http://schemas.microsoft.com/office/word/2010/wordprocessingShape" mc:Ignorable="w14 w15 w16se w16cid w16 w16cex w16sdtdh wp14">
   <w:abstractNum w:abstractNumId="0" w15:restartNumberingAfterBreak="0">
     <w:nsid w:val="25CB0D7B"/>
     <w:multiLevelType w:val="hybridMultilevel"/>
@@ -4249,14 +4355,14 @@
       </w:rPr>
     </w:lvl>
   </w:abstractNum>
-  <w:num w:numId="1" w16cid:durableId="884874654">
+  <w:num w:numId="1">
     <w:abstractNumId w:val="0"/>
   </w:num>
 </w:numbering>
 </file>
 
 <file path=word/styles.xml><?xml version="1.0" encoding="utf-8"?>
-<w:styles xmlns:mc="http://schemas.openxmlformats.org/markup-compatibility/2006" xmlns:r="http://schemas.openxmlformats.org/officeDocument/2006/relationships" xmlns:w="http://schemas.openxmlformats.org/wordprocessingml/2006/main" xmlns:w14="http://schemas.microsoft.com/office/word/2010/wordml" xmlns:w15="http://schemas.microsoft.com/office/word/2012/wordml" xmlns:w16cex="http://schemas.microsoft.com/office/word/2018/wordml/cex" xmlns:w16cid="http://schemas.microsoft.com/office/word/2016/wordml/cid" xmlns:w16="http://schemas.microsoft.com/office/word/2018/wordml" xmlns:w16du="http://schemas.microsoft.com/office/word/2023/wordml/word16du" xmlns:w16sdtdh="http://schemas.microsoft.com/office/word/2020/wordml/sdtdatahash" xmlns:w16sdtfl="http://schemas.microsoft.com/office/word/2024/wordml/sdtformatlock" xmlns:w16se="http://schemas.microsoft.com/office/word/2015/wordml/symex" mc:Ignorable="w14 w15 w16se w16cid w16 w16cex w16sdtdh w16sdtfl w16du">
+<w:styles xmlns:mc="http://schemas.openxmlformats.org/markup-compatibility/2006" xmlns:r="http://schemas.openxmlformats.org/officeDocument/2006/relationships" xmlns:w="http://schemas.openxmlformats.org/wordprocessingml/2006/main" xmlns:w14="http://schemas.microsoft.com/office/word/2010/wordml" xmlns:w15="http://schemas.microsoft.com/office/word/2012/wordml" xmlns:w16cex="http://schemas.microsoft.com/office/word/2018/wordml/cex" xmlns:w16cid="http://schemas.microsoft.com/office/word/2016/wordml/cid" xmlns:w16="http://schemas.microsoft.com/office/word/2018/wordml" xmlns:w16sdtdh="http://schemas.microsoft.com/office/word/2020/wordml/sdtdatahash" xmlns:w16se="http://schemas.microsoft.com/office/word/2015/wordml/symex" mc:Ignorable="w14 w15 w16se w16cid w16 w16cex w16sdtdh">
   <w:docDefaults>
     <w:rPrDefault>
       <w:rPr>

--- a/docs/base_info/IndexBandMappingTable.docx
+++ b/docs/base_info/IndexBandMappingTable.docx
@@ -1,6 +1,6 @@
 
 <file path=word/document.xml><?xml version="1.0" encoding="utf-8"?>
-<w:document xmlns:wpc="http://schemas.microsoft.com/office/word/2010/wordprocessingCanvas" xmlns:cx="http://schemas.microsoft.com/office/drawing/2014/chartex" xmlns:cx1="http://schemas.microsoft.com/office/drawing/2015/9/8/chartex" xmlns:cx2="http://schemas.microsoft.com/office/drawing/2015/10/21/chartex" xmlns:cx3="http://schemas.microsoft.com/office/drawing/2016/5/9/chartex" xmlns:cx4="http://schemas.microsoft.com/office/drawing/2016/5/10/chartex" xmlns:cx5="http://schemas.microsoft.com/office/drawing/2016/5/11/chartex" xmlns:cx6="http://schemas.microsoft.com/office/drawing/2016/5/12/chartex" xmlns:cx7="http://schemas.microsoft.com/office/drawing/2016/5/13/chartex" xmlns:cx8="http://schemas.microsoft.com/office/drawing/2016/5/14/chartex" xmlns:mc="http://schemas.openxmlformats.org/markup-compatibility/2006" xmlns:aink="http://schemas.microsoft.com/office/drawing/2016/ink" xmlns:am3d="http://schemas.microsoft.com/office/drawing/2017/model3d" xmlns:o="urn:schemas-microsoft-com:office:office" xmlns:oel="http://schemas.microsoft.com/office/2019/extlst" xmlns:r="http://schemas.openxmlformats.org/officeDocument/2006/relationships" xmlns:m="http://schemas.openxmlformats.org/officeDocument/2006/math" xmlns:v="urn:schemas-microsoft-com:vml" xmlns:wp14="http://schemas.microsoft.com/office/word/2010/wordprocessingDrawing" xmlns:wp="http://schemas.openxmlformats.org/drawingml/2006/wordprocessingDrawing" xmlns:w10="urn:schemas-microsoft-com:office:word" xmlns:w="http://schemas.openxmlformats.org/wordprocessingml/2006/main" xmlns:w14="http://schemas.microsoft.com/office/word/2010/wordml" xmlns:w15="http://schemas.microsoft.com/office/word/2012/wordml" xmlns:w16cex="http://schemas.microsoft.com/office/word/2018/wordml/cex" xmlns:w16cid="http://schemas.microsoft.com/office/word/2016/wordml/cid" xmlns:w16="http://schemas.microsoft.com/office/word/2018/wordml" xmlns:w16du="http://schemas.microsoft.com/office/word/2023/wordml/word16du" xmlns:w16sdtdh="http://schemas.microsoft.com/office/word/2020/wordml/sdtdatahash" xmlns:w16sdtfl="http://schemas.microsoft.com/office/word/2024/wordml/sdtformatlock" xmlns:w16se="http://schemas.microsoft.com/office/word/2015/wordml/symex" xmlns:wpg="http://schemas.microsoft.com/office/word/2010/wordprocessingGroup" xmlns:wpi="http://schemas.microsoft.com/office/word/2010/wordprocessingInk" xmlns:wne="http://schemas.microsoft.com/office/word/2006/wordml" xmlns:wps="http://schemas.microsoft.com/office/word/2010/wordprocessingShape" mc:Ignorable="w14 w15 w16se w16cid w16 w16cex w16sdtdh w16sdtfl w16du wp14">
+<w:document xmlns:wpc="http://schemas.microsoft.com/office/word/2010/wordprocessingCanvas" xmlns:cx="http://schemas.microsoft.com/office/drawing/2014/chartex" xmlns:cx1="http://schemas.microsoft.com/office/drawing/2015/9/8/chartex" xmlns:cx2="http://schemas.microsoft.com/office/drawing/2015/10/21/chartex" xmlns:cx3="http://schemas.microsoft.com/office/drawing/2016/5/9/chartex" xmlns:cx4="http://schemas.microsoft.com/office/drawing/2016/5/10/chartex" xmlns:cx5="http://schemas.microsoft.com/office/drawing/2016/5/11/chartex" xmlns:cx6="http://schemas.microsoft.com/office/drawing/2016/5/12/chartex" xmlns:cx7="http://schemas.microsoft.com/office/drawing/2016/5/13/chartex" xmlns:cx8="http://schemas.microsoft.com/office/drawing/2016/5/14/chartex" xmlns:mc="http://schemas.openxmlformats.org/markup-compatibility/2006" xmlns:aink="http://schemas.microsoft.com/office/drawing/2016/ink" xmlns:am3d="http://schemas.microsoft.com/office/drawing/2017/model3d" xmlns:o="urn:schemas-microsoft-com:office:office" xmlns:r="http://schemas.openxmlformats.org/officeDocument/2006/relationships" xmlns:m="http://schemas.openxmlformats.org/officeDocument/2006/math" xmlns:v="urn:schemas-microsoft-com:vml" xmlns:wp14="http://schemas.microsoft.com/office/word/2010/wordprocessingDrawing" xmlns:wp="http://schemas.openxmlformats.org/drawingml/2006/wordprocessingDrawing" xmlns:w10="urn:schemas-microsoft-com:office:word" xmlns:w="http://schemas.openxmlformats.org/wordprocessingml/2006/main" xmlns:w14="http://schemas.microsoft.com/office/word/2010/wordml" xmlns:w15="http://schemas.microsoft.com/office/word/2012/wordml" xmlns:w16cex="http://schemas.microsoft.com/office/word/2018/wordml/cex" xmlns:w16cid="http://schemas.microsoft.com/office/word/2016/wordml/cid" xmlns:w16="http://schemas.microsoft.com/office/word/2018/wordml" xmlns:w16sdtdh="http://schemas.microsoft.com/office/word/2020/wordml/sdtdatahash" xmlns:w16se="http://schemas.microsoft.com/office/word/2015/wordml/symex" xmlns:wpg="http://schemas.microsoft.com/office/word/2010/wordprocessingGroup" xmlns:wpi="http://schemas.microsoft.com/office/word/2010/wordprocessingInk" xmlns:wne="http://schemas.microsoft.com/office/word/2006/wordml" xmlns:wps="http://schemas.microsoft.com/office/word/2010/wordprocessingShape" mc:Ignorable="w14 w15 w16se w16cid w16 w16cex w16sdtdh wp14">
   <w:body>
     <w:tbl>
       <w:tblPr>
@@ -2550,7 +2550,23 @@
                 <w:sz w:val="24"/>
                 <w:szCs w:val="24"/>
               </w:rPr>
-              <w:t xml:space="preserve"> = 2,5,</w:t>
+              <w:t xml:space="preserve"> = 2</w:t>
+            </w:r>
+            <w:r>
+              <w:rPr>
+                <w:rFonts w:cs="Times New Roman"/>
+                <w:sz w:val="24"/>
+                <w:szCs w:val="24"/>
+              </w:rPr>
+              <w:t>.</w:t>
+            </w:r>
+            <w:r>
+              <w:rPr>
+                <w:rFonts w:cs="Times New Roman"/>
+                <w:sz w:val="24"/>
+                <w:szCs w:val="24"/>
+              </w:rPr>
+              <w:t>5,</w:t>
             </w:r>
             <w:r>
               <w:rPr>
@@ -2736,13 +2752,7 @@
         </w:tc>
       </w:tr>
     </w:tbl>
-    <w:p>
-      <w:pPr>
-        <w:rPr>
-          <w:lang w:val="en-US"/>
-        </w:rPr>
-      </w:pPr>
-    </w:p>
+    <w:p/>
     <w:sectPr>
       <w:pgSz w:w="16838" w:h="11906" w:orient="landscape" w:code="9"/>
       <w:pgMar w:top="567" w:right="720" w:bottom="284" w:left="720" w:header="709" w:footer="709" w:gutter="0"/>
@@ -2754,7 +2764,7 @@
 </file>
 
 <file path=word/numbering.xml><?xml version="1.0" encoding="utf-8"?>
-<w:numbering xmlns:wpc="http://schemas.microsoft.com/office/word/2010/wordprocessingCanvas" xmlns:cx="http://schemas.microsoft.com/office/drawing/2014/chartex" xmlns:cx1="http://schemas.microsoft.com/office/drawing/2015/9/8/chartex" xmlns:cx2="http://schemas.microsoft.com/office/drawing/2015/10/21/chartex" xmlns:cx3="http://schemas.microsoft.com/office/drawing/2016/5/9/chartex" xmlns:cx4="http://schemas.microsoft.com/office/drawing/2016/5/10/chartex" xmlns:cx5="http://schemas.microsoft.com/office/drawing/2016/5/11/chartex" xmlns:cx6="http://schemas.microsoft.com/office/drawing/2016/5/12/chartex" xmlns:cx7="http://schemas.microsoft.com/office/drawing/2016/5/13/chartex" xmlns:cx8="http://schemas.microsoft.com/office/drawing/2016/5/14/chartex" xmlns:mc="http://schemas.openxmlformats.org/markup-compatibility/2006" xmlns:aink="http://schemas.microsoft.com/office/drawing/2016/ink" xmlns:am3d="http://schemas.microsoft.com/office/drawing/2017/model3d" xmlns:o="urn:schemas-microsoft-com:office:office" xmlns:oel="http://schemas.microsoft.com/office/2019/extlst" xmlns:r="http://schemas.openxmlformats.org/officeDocument/2006/relationships" xmlns:m="http://schemas.openxmlformats.org/officeDocument/2006/math" xmlns:v="urn:schemas-microsoft-com:vml" xmlns:wp14="http://schemas.microsoft.com/office/word/2010/wordprocessingDrawing" xmlns:wp="http://schemas.openxmlformats.org/drawingml/2006/wordprocessingDrawing" xmlns:w10="urn:schemas-microsoft-com:office:word" xmlns:w="http://schemas.openxmlformats.org/wordprocessingml/2006/main" xmlns:w14="http://schemas.microsoft.com/office/word/2010/wordml" xmlns:w15="http://schemas.microsoft.com/office/word/2012/wordml" xmlns:w16cex="http://schemas.microsoft.com/office/word/2018/wordml/cex" xmlns:w16cid="http://schemas.microsoft.com/office/word/2016/wordml/cid" xmlns:w16="http://schemas.microsoft.com/office/word/2018/wordml" xmlns:w16du="http://schemas.microsoft.com/office/word/2023/wordml/word16du" xmlns:w16sdtdh="http://schemas.microsoft.com/office/word/2020/wordml/sdtdatahash" xmlns:w16sdtfl="http://schemas.microsoft.com/office/word/2024/wordml/sdtformatlock" xmlns:w16se="http://schemas.microsoft.com/office/word/2015/wordml/symex" xmlns:wpg="http://schemas.microsoft.com/office/word/2010/wordprocessingGroup" xmlns:wpi="http://schemas.microsoft.com/office/word/2010/wordprocessingInk" xmlns:wne="http://schemas.microsoft.com/office/word/2006/wordml" xmlns:wps="http://schemas.microsoft.com/office/word/2010/wordprocessingShape" mc:Ignorable="w14 w15 w16se w16cid w16 w16cex w16sdtdh w16sdtfl w16du wp14">
+<w:numbering xmlns:wpc="http://schemas.microsoft.com/office/word/2010/wordprocessingCanvas" xmlns:cx="http://schemas.microsoft.com/office/drawing/2014/chartex" xmlns:cx1="http://schemas.microsoft.com/office/drawing/2015/9/8/chartex" xmlns:cx2="http://schemas.microsoft.com/office/drawing/2015/10/21/chartex" xmlns:cx3="http://schemas.microsoft.com/office/drawing/2016/5/9/chartex" xmlns:cx4="http://schemas.microsoft.com/office/drawing/2016/5/10/chartex" xmlns:cx5="http://schemas.microsoft.com/office/drawing/2016/5/11/chartex" xmlns:cx6="http://schemas.microsoft.com/office/drawing/2016/5/12/chartex" xmlns:cx7="http://schemas.microsoft.com/office/drawing/2016/5/13/chartex" xmlns:cx8="http://schemas.microsoft.com/office/drawing/2016/5/14/chartex" xmlns:mc="http://schemas.openxmlformats.org/markup-compatibility/2006" xmlns:aink="http://schemas.microsoft.com/office/drawing/2016/ink" xmlns:am3d="http://schemas.microsoft.com/office/drawing/2017/model3d" xmlns:o="urn:schemas-microsoft-com:office:office" xmlns:r="http://schemas.openxmlformats.org/officeDocument/2006/relationships" xmlns:m="http://schemas.openxmlformats.org/officeDocument/2006/math" xmlns:v="urn:schemas-microsoft-com:vml" xmlns:wp14="http://schemas.microsoft.com/office/word/2010/wordprocessingDrawing" xmlns:wp="http://schemas.openxmlformats.org/drawingml/2006/wordprocessingDrawing" xmlns:w10="urn:schemas-microsoft-com:office:word" xmlns:w="http://schemas.openxmlformats.org/wordprocessingml/2006/main" xmlns:w14="http://schemas.microsoft.com/office/word/2010/wordml" xmlns:w15="http://schemas.microsoft.com/office/word/2012/wordml" xmlns:w16cex="http://schemas.microsoft.com/office/word/2018/wordml/cex" xmlns:w16cid="http://schemas.microsoft.com/office/word/2016/wordml/cid" xmlns:w16="http://schemas.microsoft.com/office/word/2018/wordml" xmlns:w16sdtdh="http://schemas.microsoft.com/office/word/2020/wordml/sdtdatahash" xmlns:w16se="http://schemas.microsoft.com/office/word/2015/wordml/symex" xmlns:wpg="http://schemas.microsoft.com/office/word/2010/wordprocessingGroup" xmlns:wpi="http://schemas.microsoft.com/office/word/2010/wordprocessingInk" xmlns:wne="http://schemas.microsoft.com/office/word/2006/wordml" xmlns:wps="http://schemas.microsoft.com/office/word/2010/wordprocessingShape" mc:Ignorable="w14 w15 w16se w16cid w16 w16cex w16sdtdh wp14">
   <w:abstractNum w:abstractNumId="0" w15:restartNumberingAfterBreak="0">
     <w:nsid w:val="25CB0D7B"/>
     <w:multiLevelType w:val="hybridMultilevel"/>
@@ -2867,14 +2877,14 @@
       </w:rPr>
     </w:lvl>
   </w:abstractNum>
-  <w:num w:numId="1" w16cid:durableId="884874654">
+  <w:num w:numId="1">
     <w:abstractNumId w:val="0"/>
   </w:num>
 </w:numbering>
 </file>
 
 <file path=word/styles.xml><?xml version="1.0" encoding="utf-8"?>
-<w:styles xmlns:mc="http://schemas.openxmlformats.org/markup-compatibility/2006" xmlns:r="http://schemas.openxmlformats.org/officeDocument/2006/relationships" xmlns:w="http://schemas.openxmlformats.org/wordprocessingml/2006/main" xmlns:w14="http://schemas.microsoft.com/office/word/2010/wordml" xmlns:w15="http://schemas.microsoft.com/office/word/2012/wordml" xmlns:w16cex="http://schemas.microsoft.com/office/word/2018/wordml/cex" xmlns:w16cid="http://schemas.microsoft.com/office/word/2016/wordml/cid" xmlns:w16="http://schemas.microsoft.com/office/word/2018/wordml" xmlns:w16du="http://schemas.microsoft.com/office/word/2023/wordml/word16du" xmlns:w16sdtdh="http://schemas.microsoft.com/office/word/2020/wordml/sdtdatahash" xmlns:w16sdtfl="http://schemas.microsoft.com/office/word/2024/wordml/sdtformatlock" xmlns:w16se="http://schemas.microsoft.com/office/word/2015/wordml/symex" mc:Ignorable="w14 w15 w16se w16cid w16 w16cex w16sdtdh w16sdtfl w16du">
+<w:styles xmlns:mc="http://schemas.openxmlformats.org/markup-compatibility/2006" xmlns:r="http://schemas.openxmlformats.org/officeDocument/2006/relationships" xmlns:w="http://schemas.openxmlformats.org/wordprocessingml/2006/main" xmlns:w14="http://schemas.microsoft.com/office/word/2010/wordml" xmlns:w15="http://schemas.microsoft.com/office/word/2012/wordml" xmlns:w16cex="http://schemas.microsoft.com/office/word/2018/wordml/cex" xmlns:w16cid="http://schemas.microsoft.com/office/word/2016/wordml/cid" xmlns:w16="http://schemas.microsoft.com/office/word/2018/wordml" xmlns:w16sdtdh="http://schemas.microsoft.com/office/word/2020/wordml/sdtdatahash" xmlns:w16se="http://schemas.microsoft.com/office/word/2015/wordml/symex" mc:Ignorable="w14 w15 w16se w16cid w16 w16cex w16sdtdh">
   <w:docDefaults>
     <w:rPrDefault>
       <w:rPr>
